--- a/deliverables/Project_Summary.docx
+++ b/deliverables/Project_Summary.docx
@@ -120,12 +120,7 @@
         <w:t>India’s solar revolution is surging forward, yet the data on commercial solar projects remains fragmented across government</w:t>
       </w:r>
       <w:r>
-        <w:t>, companies and oper</w:t>
-      </w:r>
-      <w:bookmarkStart w:id="1" w:name="_GoBack"/>
-      <w:bookmarkEnd w:id="1"/>
-      <w:r>
-        <w:t xml:space="preserve">ators </w:t>
+        <w:t xml:space="preserve">, companies and operators </w:t>
       </w:r>
       <w:r>
         <w:t xml:space="preserve">websites. </w:t>
@@ -187,6 +182,24 @@
         </w:rPr>
         <w:t xml:space="preserve"> shows the full picture of India’s commercial solar installations—where they are, who built them, and how they shape the renewable grid.</w:t>
       </w:r>
+      <w:r>
+        <w:rPr>
+          <w:lang w:val="en-US"/>
+        </w:rPr>
+        <w:t xml:space="preserve"> This </w:t>
+      </w:r>
+      <w:r>
+        <w:rPr>
+          <w:lang w:val="en-US"/>
+        </w:rPr>
+        <w:t>creates urgently needed transparency over all</w:t>
+      </w:r>
+      <w:r>
+        <w:rPr>
+          <w:lang w:val="en-US"/>
+        </w:rPr>
+        <w:t xml:space="preserve"> running solar projects in India.</w:t>
+      </w:r>
     </w:p>
     <w:p>
       <w:pPr>
@@ -211,13 +224,19 @@
         <w:rPr>
           <w:lang w:val="en-US"/>
         </w:rPr>
-        <w:t xml:space="preserve"> empowers developers and investors with instant ROI assessments, helping identify high-potential regions and underutilized market</w:t>
+        <w:t xml:space="preserve"> empowers developers and investors with instant ROI assessments, helping identify high-potential regions and underutilized markets</w:t>
       </w:r>
       <w:r>
         <w:rPr>
           <w:lang w:val="en-US"/>
         </w:rPr>
-        <w:t xml:space="preserve">s. </w:t>
+        <w:t xml:space="preserve"> and make better-informed decisions</w:t>
+      </w:r>
+      <w:r>
+        <w:rPr>
+          <w:lang w:val="en-US"/>
+        </w:rPr>
+        <w:t xml:space="preserve">. </w:t>
       </w:r>
     </w:p>
     <w:p>
@@ -257,6 +276,12 @@
         </w:rPr>
         <w:t xml:space="preserve"> from SECI), making it easier than ever to discover new business opportunities and plan bids strategically.</w:t>
       </w:r>
+      <w:r>
+        <w:rPr>
+          <w:lang w:val="en-US"/>
+        </w:rPr>
+        <w:t xml:space="preserve"> This fosters the Indian solar ecosystem even further.</w:t>
+      </w:r>
     </w:p>
     <w:p>
       <w:pPr>
@@ -288,10 +313,7 @@
         <w:spacing w:before="100" w:beforeAutospacing="1" w:after="100" w:afterAutospacing="1" w:line="240" w:lineRule="auto"/>
       </w:pPr>
       <w:r>
-        <w:t>A powerful future capability lies in turning this dashboard into</w:t>
-      </w:r>
-      <w:r>
-        <w:t xml:space="preserve"> a </w:t>
+        <w:t xml:space="preserve">A powerful future capability lies in turning this dashboard into a </w:t>
       </w:r>
       <w:r>
         <w:rPr>
@@ -303,6 +325,8 @@
       <w:r>
         <w:t>. With automated agents regularly scraping public data sources and feeding them into a PostgreSQL database, the app can stay up-to-date with new projects, investment opportunities, and tenders—ensuring that stakeholders always have access to the freshest, most relevant insights.</w:t>
       </w:r>
+      <w:bookmarkStart w:id="1" w:name="_GoBack"/>
+      <w:bookmarkEnd w:id="1"/>
     </w:p>
     <w:sectPr>
       <w:headerReference w:type="default" r:id="rId8"/>
@@ -378,21 +402,7 @@
       <w:rPr>
         <w:color w:val="999999"/>
       </w:rPr>
-      <w:t xml:space="preserve">, Linn </w:t>
-    </w:r>
-    <w:proofErr w:type="spellStart"/>
-    <w:r>
-      <w:rPr>
-        <w:color w:val="999999"/>
-      </w:rPr>
-      <w:t>Bieske</w:t>
-    </w:r>
-    <w:proofErr w:type="spellEnd"/>
-    <w:r>
-      <w:rPr>
-        <w:color w:val="999999"/>
-      </w:rPr>
-      <w:t xml:space="preserve">, Andrea Jimenez, Kai </w:t>
+      <w:t xml:space="preserve">, Linn Bieske, Andrea Jimenez, Kai </w:t>
     </w:r>
     <w:proofErr w:type="spellStart"/>
     <w:r>
